--- a/testakten/kaufrecht-wallbox-firmware-lastmanagement-essen/02_chronologie_arbeitsstand.docx
+++ b/testakten/kaufrecht-wallbox-firmware-lastmanagement-essen/02_chronologie_arbeitsstand.docx
@@ -267,7 +267,7 @@
           </w:tcPr>
           <w:p>
             <w:r>
-              <w:t>Mandatsnotiz</w:t>
+              <w:t>Kanzleiakte</w:t>
             </w:r>
           </w:p>
         </w:tc>
